--- a/docs/manuals/dp/DP05-操作記錄查詢.docx
+++ b/docs/manuals/dp/DP05-操作記錄查詢.docx
@@ -7,6 +7,8 @@
         <w:spacing w:after="0"/>
         <w:jc w:val="center"/>
       </w:pPr>
+      <w:bookmarkStart w:id="0" w:name="_GoBack"/>
+      <w:bookmarkEnd w:id="0"/>
     </w:p>
     <w:p>
       <w:pPr>
@@ -155,7 +157,13 @@
         <w:rPr>
           <w:sz w:val="44"/>
         </w:rPr>
-        <w:t>DP05 操作記錄查詢</w:t>
+        <w:t xml:space="preserve">DP05 </w:t>
+      </w:r>
+      <w:r>
+        <w:rPr>
+          <w:sz w:val="44"/>
+        </w:rPr>
+        <w:t>操作記錄查詢</w:t>
       </w:r>
     </w:p>
     <w:p>
@@ -191,20 +199,26 @@
     <w:tbl>
       <w:tblPr>
         <w:tblStyle w:val="aff2"/>
-        <w:tblW w:type="auto" w:w="0"/>
+        <w:tblW w:w="0" w:type="auto"/>
         <w:jc w:val="center"/>
-        <w:tblLook w:firstColumn="1" w:firstRow="1" w:lastColumn="0" w:lastRow="0" w:noHBand="0" w:noVBand="1" w:val="04A0"/>
+        <w:tblLook w:val="04A0" w:firstRow="1" w:lastRow="0" w:firstColumn="1" w:lastColumn="0" w:noHBand="0" w:noVBand="1"/>
       </w:tblPr>
       <w:tblGrid>
-        <w:gridCol w:w="4680"/>
-        <w:gridCol w:w="4680"/>
+        <w:gridCol w:w="2160"/>
+        <w:gridCol w:w="3600"/>
       </w:tblGrid>
       <w:tr>
+        <w:trPr>
+          <w:jc w:val="center"/>
+        </w:trPr>
         <w:tc>
           <w:tcPr>
-            <w:tcW w:type="dxa" w:w="2160"/>
+            <w:tcW w:w="2160" w:type="dxa"/>
           </w:tcPr>
           <w:p>
+            <w:pPr>
+              <w:spacing w:before="60" w:after="60"/>
+            </w:pPr>
             <w:r>
               <w:t>版本</w:t>
             </w:r>
@@ -212,9 +226,12 @@
         </w:tc>
         <w:tc>
           <w:tcPr>
-            <w:tcW w:type="dxa" w:w="3600"/>
+            <w:tcW w:w="3600" w:type="dxa"/>
           </w:tcPr>
           <w:p>
+            <w:pPr>
+              <w:spacing w:before="60" w:after="60"/>
+            </w:pPr>
             <w:r>
               <w:t>1.0</w:t>
             </w:r>
@@ -222,11 +239,17 @@
         </w:tc>
       </w:tr>
       <w:tr>
+        <w:trPr>
+          <w:jc w:val="center"/>
+        </w:trPr>
         <w:tc>
           <w:tcPr>
-            <w:tcW w:type="dxa" w:w="2160"/>
+            <w:tcW w:w="2160" w:type="dxa"/>
           </w:tcPr>
           <w:p>
+            <w:pPr>
+              <w:spacing w:before="60" w:after="60"/>
+            </w:pPr>
             <w:r>
               <w:t>建立日期</w:t>
             </w:r>
@@ -234,21 +257,30 @@
         </w:tc>
         <w:tc>
           <w:tcPr>
-            <w:tcW w:type="dxa" w:w="3600"/>
+            <w:tcW w:w="3600" w:type="dxa"/>
           </w:tcPr>
           <w:p>
+            <w:pPr>
+              <w:spacing w:before="60" w:after="60"/>
+            </w:pPr>
             <w:r>
-              <w:t>2026/10/19</w:t>
+              <w:t>2026/10/20</w:t>
             </w:r>
           </w:p>
         </w:tc>
       </w:tr>
       <w:tr>
+        <w:trPr>
+          <w:jc w:val="center"/>
+        </w:trPr>
         <w:tc>
           <w:tcPr>
-            <w:tcW w:type="dxa" w:w="2160"/>
+            <w:tcW w:w="2160" w:type="dxa"/>
           </w:tcPr>
           <w:p>
+            <w:pPr>
+              <w:spacing w:before="60" w:after="60"/>
+            </w:pPr>
             <w:r>
               <w:t>更新日期</w:t>
             </w:r>
@@ -256,19 +288,27 @@
         </w:tc>
         <w:tc>
           <w:tcPr>
-            <w:tcW w:type="dxa" w:w="3600"/>
+            <w:tcW w:w="3600" w:type="dxa"/>
           </w:tcPr>
           <w:p>
-            <w:r/>
+            <w:pPr>
+              <w:spacing w:before="60" w:after="60"/>
+            </w:pPr>
           </w:p>
         </w:tc>
       </w:tr>
       <w:tr>
+        <w:trPr>
+          <w:jc w:val="center"/>
+        </w:trPr>
         <w:tc>
           <w:tcPr>
-            <w:tcW w:type="dxa" w:w="2160"/>
+            <w:tcW w:w="2160" w:type="dxa"/>
           </w:tcPr>
           <w:p>
+            <w:pPr>
+              <w:spacing w:before="60" w:after="60"/>
+            </w:pPr>
             <w:r>
               <w:t>作者</w:t>
             </w:r>
@@ -276,9 +316,12 @@
         </w:tc>
         <w:tc>
           <w:tcPr>
-            <w:tcW w:type="dxa" w:w="3600"/>
+            <w:tcW w:w="3600" w:type="dxa"/>
           </w:tcPr>
           <w:p>
+            <w:pPr>
+              <w:spacing w:before="60" w:after="60"/>
+            </w:pPr>
             <w:r>
               <w:t>朱可棠</w:t>
             </w:r>
@@ -289,31 +332,38 @@
     <w:p>
       <w:pPr>
         <w:pStyle w:val="Heading1NoTOC"/>
-        <w:pageBreakBefore/>
       </w:pPr>
       <w:r>
-        <w:t>文件制/修訂履歷</w:t>
+        <w:lastRenderedPageBreak/>
+        <w:t>文件制</w:t>
+      </w:r>
+      <w:r>
+        <w:t>/</w:t>
+      </w:r>
+      <w:r>
+        <w:t>修訂履歷</w:t>
       </w:r>
     </w:p>
     <w:tbl>
       <w:tblPr>
         <w:tblStyle w:val="aff2"/>
-        <w:tblW w:type="auto" w:w="0"/>
-        <w:tblLook w:firstColumn="1" w:firstRow="1" w:lastColumn="0" w:lastRow="0" w:noHBand="0" w:noVBand="1" w:val="04A0"/>
+        <w:tblW w:w="0" w:type="auto"/>
+        <w:tblLook w:val="04A0" w:firstRow="1" w:lastRow="0" w:firstColumn="1" w:lastColumn="0" w:noHBand="0" w:noVBand="1"/>
       </w:tblPr>
       <w:tblGrid>
-        <w:gridCol w:w="2340"/>
-        <w:gridCol w:w="2340"/>
-        <w:gridCol w:w="2340"/>
-        <w:gridCol w:w="2340"/>
+        <w:gridCol w:w="1151"/>
+        <w:gridCol w:w="1729"/>
+        <w:gridCol w:w="4320"/>
+        <w:gridCol w:w="2160"/>
       </w:tblGrid>
       <w:tr>
         <w:tc>
           <w:tcPr>
-            <w:tcW w:type="dxa" w:w="1151"/>
+            <w:tcW w:w="1151" w:type="dxa"/>
           </w:tcPr>
           <w:p>
             <w:pPr>
+              <w:spacing w:before="60" w:after="60"/>
               <w:jc w:val="center"/>
             </w:pPr>
             <w:r>
@@ -326,10 +376,11 @@
         </w:tc>
         <w:tc>
           <w:tcPr>
-            <w:tcW w:type="dxa" w:w="1729"/>
+            <w:tcW w:w="1729" w:type="dxa"/>
           </w:tcPr>
           <w:p>
             <w:pPr>
+              <w:spacing w:before="60" w:after="60"/>
               <w:jc w:val="center"/>
             </w:pPr>
             <w:r>
@@ -342,10 +393,11 @@
         </w:tc>
         <w:tc>
           <w:tcPr>
-            <w:tcW w:type="dxa" w:w="4320"/>
+            <w:tcW w:w="4320" w:type="dxa"/>
           </w:tcPr>
           <w:p>
             <w:pPr>
+              <w:spacing w:before="60" w:after="60"/>
               <w:jc w:val="center"/>
             </w:pPr>
             <w:r>
@@ -358,10 +410,11 @@
         </w:tc>
         <w:tc>
           <w:tcPr>
-            <w:tcW w:type="dxa" w:w="2160"/>
+            <w:tcW w:w="2160" w:type="dxa"/>
           </w:tcPr>
           <w:p>
             <w:pPr>
+              <w:spacing w:before="60" w:after="60"/>
               <w:jc w:val="center"/>
             </w:pPr>
             <w:r>
@@ -376,10 +429,11 @@
       <w:tr>
         <w:tc>
           <w:tcPr>
-            <w:tcW w:type="dxa" w:w="1151"/>
+            <w:tcW w:w="1151" w:type="dxa"/>
           </w:tcPr>
           <w:p>
             <w:pPr>
+              <w:spacing w:before="60" w:after="60"/>
               <w:jc w:val="center"/>
             </w:pPr>
             <w:r>
@@ -389,22 +443,26 @@
         </w:tc>
         <w:tc>
           <w:tcPr>
-            <w:tcW w:type="dxa" w:w="1729"/>
+            <w:tcW w:w="1729" w:type="dxa"/>
           </w:tcPr>
           <w:p>
             <w:pPr>
+              <w:spacing w:before="60" w:after="60"/>
               <w:jc w:val="center"/>
             </w:pPr>
             <w:r>
-              <w:t>2026/10/19</w:t>
+              <w:t>2026/10/20</w:t>
             </w:r>
           </w:p>
         </w:tc>
         <w:tc>
           <w:tcPr>
-            <w:tcW w:type="dxa" w:w="4320"/>
+            <w:tcW w:w="4320" w:type="dxa"/>
           </w:tcPr>
           <w:p>
+            <w:pPr>
+              <w:spacing w:before="60" w:after="60"/>
+            </w:pPr>
             <w:r>
               <w:t>初次發行</w:t>
             </w:r>
@@ -412,10 +470,11 @@
         </w:tc>
         <w:tc>
           <w:tcPr>
-            <w:tcW w:type="dxa" w:w="2160"/>
+            <w:tcW w:w="2160" w:type="dxa"/>
           </w:tcPr>
           <w:p>
             <w:pPr>
+              <w:spacing w:before="60" w:after="60"/>
               <w:jc w:val="center"/>
             </w:pPr>
             <w:r>
@@ -428,25 +487,766 @@
     <w:p>
       <w:pPr>
         <w:pStyle w:val="Heading1NoTOC"/>
-        <w:pageBreakBefore/>
       </w:pPr>
       <w:r>
+        <w:lastRenderedPageBreak/>
         <w:t>目錄</w:t>
       </w:r>
     </w:p>
     <w:p>
+      <w:pPr>
+        <w:pStyle w:val="14"/>
+        <w:tabs>
+          <w:tab w:val="right" w:leader="dot" w:pos="9350"/>
+        </w:tabs>
+        <w:rPr>
+          <w:rFonts w:asciiTheme="minorHAnsi" w:eastAsiaTheme="minorEastAsia" w:hAnsiTheme="minorHAnsi" w:cstheme="minorBidi"/>
+          <w:noProof/>
+          <w:color w:val="auto"/>
+          <w:kern w:val="2"/>
+          <w:szCs w:val="22"/>
+        </w:rPr>
+      </w:pPr>
       <w:r>
         <w:fldChar w:fldCharType="begin"/>
-        <w:instrText xml:space="preserve">TOC \o "1-2" \h \z \u</w:instrText>
+      </w:r>
+      <w:r>
+        <w:instrText>TOC \o "1-2" \h \z \u</w:instrText>
+      </w:r>
+      <w:r>
         <w:fldChar w:fldCharType="separate"/>
-        <w:t>目錄將於開啟文件時自動更新</w:t>
+      </w:r>
+      <w:hyperlink w:anchor="_Toc243386584" w:history="1">
+        <w:r>
+          <w:rPr>
+            <w:rStyle w:val="affb"/>
+            <w:rFonts w:hint="eastAsia"/>
+            <w:noProof/>
+          </w:rPr>
+          <w:t>壹、作業說明</w:t>
+        </w:r>
+        <w:r>
+          <w:rPr>
+            <w:noProof/>
+            <w:webHidden/>
+          </w:rPr>
+          <w:tab/>
+        </w:r>
+        <w:r>
+          <w:rPr>
+            <w:noProof/>
+            <w:webHidden/>
+          </w:rPr>
+          <w:fldChar w:fldCharType="begin"/>
+        </w:r>
+        <w:r>
+          <w:rPr>
+            <w:noProof/>
+            <w:webHidden/>
+          </w:rPr>
+          <w:instrText xml:space="preserve"> PAGEREF _Toc243386584 \h </w:instrText>
+        </w:r>
+        <w:r>
+          <w:rPr>
+            <w:noProof/>
+            <w:webHidden/>
+          </w:rPr>
+        </w:r>
+        <w:r>
+          <w:rPr>
+            <w:noProof/>
+            <w:webHidden/>
+          </w:rPr>
+          <w:fldChar w:fldCharType="separate"/>
+        </w:r>
+        <w:r>
+          <w:rPr>
+            <w:noProof/>
+            <w:webHidden/>
+          </w:rPr>
+          <w:t>1</w:t>
+        </w:r>
+        <w:r>
+          <w:rPr>
+            <w:noProof/>
+            <w:webHidden/>
+          </w:rPr>
+          <w:fldChar w:fldCharType="end"/>
+        </w:r>
+      </w:hyperlink>
+    </w:p>
+    <w:p>
+      <w:pPr>
+        <w:pStyle w:val="2a"/>
+        <w:tabs>
+          <w:tab w:val="right" w:leader="dot" w:pos="9350"/>
+        </w:tabs>
+        <w:rPr>
+          <w:rFonts w:asciiTheme="minorHAnsi" w:eastAsiaTheme="minorEastAsia" w:hAnsiTheme="minorHAnsi" w:cstheme="minorBidi"/>
+          <w:noProof/>
+          <w:color w:val="auto"/>
+          <w:kern w:val="2"/>
+          <w:szCs w:val="22"/>
+        </w:rPr>
+      </w:pPr>
+      <w:hyperlink w:anchor="_Toc243386585" w:history="1">
+        <w:r>
+          <w:rPr>
+            <w:rStyle w:val="affb"/>
+            <w:rFonts w:hint="eastAsia"/>
+            <w:noProof/>
+          </w:rPr>
+          <w:t>一、使用情境</w:t>
+        </w:r>
+        <w:r>
+          <w:rPr>
+            <w:noProof/>
+            <w:webHidden/>
+          </w:rPr>
+          <w:tab/>
+        </w:r>
+        <w:r>
+          <w:rPr>
+            <w:noProof/>
+            <w:webHidden/>
+          </w:rPr>
+          <w:fldChar w:fldCharType="begin"/>
+        </w:r>
+        <w:r>
+          <w:rPr>
+            <w:noProof/>
+            <w:webHidden/>
+          </w:rPr>
+          <w:instrText xml:space="preserve"> PAGEREF _Toc243386585 \h </w:instrText>
+        </w:r>
+        <w:r>
+          <w:rPr>
+            <w:noProof/>
+            <w:webHidden/>
+          </w:rPr>
+        </w:r>
+        <w:r>
+          <w:rPr>
+            <w:noProof/>
+            <w:webHidden/>
+          </w:rPr>
+          <w:fldChar w:fldCharType="separate"/>
+        </w:r>
+        <w:r>
+          <w:rPr>
+            <w:noProof/>
+            <w:webHidden/>
+          </w:rPr>
+          <w:t>1</w:t>
+        </w:r>
+        <w:r>
+          <w:rPr>
+            <w:noProof/>
+            <w:webHidden/>
+          </w:rPr>
+          <w:fldChar w:fldCharType="end"/>
+        </w:r>
+      </w:hyperlink>
+    </w:p>
+    <w:p>
+      <w:pPr>
+        <w:pStyle w:val="2a"/>
+        <w:tabs>
+          <w:tab w:val="right" w:leader="dot" w:pos="9350"/>
+        </w:tabs>
+        <w:rPr>
+          <w:rFonts w:asciiTheme="minorHAnsi" w:eastAsiaTheme="minorEastAsia" w:hAnsiTheme="minorHAnsi" w:cstheme="minorBidi"/>
+          <w:noProof/>
+          <w:color w:val="auto"/>
+          <w:kern w:val="2"/>
+          <w:szCs w:val="22"/>
+        </w:rPr>
+      </w:pPr>
+      <w:hyperlink w:anchor="_Toc243386586" w:history="1">
+        <w:r>
+          <w:rPr>
+            <w:rStyle w:val="affb"/>
+            <w:rFonts w:hint="eastAsia"/>
+            <w:noProof/>
+          </w:rPr>
+          <w:t>二、進入路徑</w:t>
+        </w:r>
+        <w:r>
+          <w:rPr>
+            <w:noProof/>
+            <w:webHidden/>
+          </w:rPr>
+          <w:tab/>
+        </w:r>
+        <w:r>
+          <w:rPr>
+            <w:noProof/>
+            <w:webHidden/>
+          </w:rPr>
+          <w:fldChar w:fldCharType="begin"/>
+        </w:r>
+        <w:r>
+          <w:rPr>
+            <w:noProof/>
+            <w:webHidden/>
+          </w:rPr>
+          <w:instrText xml:space="preserve"> PAGEREF _Toc243386586 \h </w:instrText>
+        </w:r>
+        <w:r>
+          <w:rPr>
+            <w:noProof/>
+            <w:webHidden/>
+          </w:rPr>
+        </w:r>
+        <w:r>
+          <w:rPr>
+            <w:noProof/>
+            <w:webHidden/>
+          </w:rPr>
+          <w:fldChar w:fldCharType="separate"/>
+        </w:r>
+        <w:r>
+          <w:rPr>
+            <w:noProof/>
+            <w:webHidden/>
+          </w:rPr>
+          <w:t>1</w:t>
+        </w:r>
+        <w:r>
+          <w:rPr>
+            <w:noProof/>
+            <w:webHidden/>
+          </w:rPr>
+          <w:fldChar w:fldCharType="end"/>
+        </w:r>
+      </w:hyperlink>
+    </w:p>
+    <w:p>
+      <w:pPr>
+        <w:pStyle w:val="14"/>
+        <w:tabs>
+          <w:tab w:val="right" w:leader="dot" w:pos="9350"/>
+        </w:tabs>
+        <w:rPr>
+          <w:rFonts w:asciiTheme="minorHAnsi" w:eastAsiaTheme="minorEastAsia" w:hAnsiTheme="minorHAnsi" w:cstheme="minorBidi"/>
+          <w:noProof/>
+          <w:color w:val="auto"/>
+          <w:kern w:val="2"/>
+          <w:szCs w:val="22"/>
+        </w:rPr>
+      </w:pPr>
+      <w:hyperlink w:anchor="_Toc243386587" w:history="1">
+        <w:r>
+          <w:rPr>
+            <w:rStyle w:val="affb"/>
+            <w:rFonts w:hint="eastAsia"/>
+            <w:noProof/>
+          </w:rPr>
+          <w:t>貳、操作說明</w:t>
+        </w:r>
+        <w:r>
+          <w:rPr>
+            <w:noProof/>
+            <w:webHidden/>
+          </w:rPr>
+          <w:tab/>
+        </w:r>
+        <w:r>
+          <w:rPr>
+            <w:noProof/>
+            <w:webHidden/>
+          </w:rPr>
+          <w:fldChar w:fldCharType="begin"/>
+        </w:r>
+        <w:r>
+          <w:rPr>
+            <w:noProof/>
+            <w:webHidden/>
+          </w:rPr>
+          <w:instrText xml:space="preserve"> PAGEREF _Toc243386587 \h </w:instrText>
+        </w:r>
+        <w:r>
+          <w:rPr>
+            <w:noProof/>
+            <w:webHidden/>
+          </w:rPr>
+        </w:r>
+        <w:r>
+          <w:rPr>
+            <w:noProof/>
+            <w:webHidden/>
+          </w:rPr>
+          <w:fldChar w:fldCharType="separate"/>
+        </w:r>
+        <w:r>
+          <w:rPr>
+            <w:noProof/>
+            <w:webHidden/>
+          </w:rPr>
+          <w:t>2</w:t>
+        </w:r>
+        <w:r>
+          <w:rPr>
+            <w:noProof/>
+            <w:webHidden/>
+          </w:rPr>
+          <w:fldChar w:fldCharType="end"/>
+        </w:r>
+      </w:hyperlink>
+    </w:p>
+    <w:p>
+      <w:pPr>
+        <w:pStyle w:val="2a"/>
+        <w:tabs>
+          <w:tab w:val="right" w:leader="dot" w:pos="9350"/>
+        </w:tabs>
+        <w:rPr>
+          <w:rFonts w:asciiTheme="minorHAnsi" w:eastAsiaTheme="minorEastAsia" w:hAnsiTheme="minorHAnsi" w:cstheme="minorBidi"/>
+          <w:noProof/>
+          <w:color w:val="auto"/>
+          <w:kern w:val="2"/>
+          <w:szCs w:val="22"/>
+        </w:rPr>
+      </w:pPr>
+      <w:hyperlink w:anchor="_Toc243386588" w:history="1">
+        <w:r>
+          <w:rPr>
+            <w:rStyle w:val="affb"/>
+            <w:rFonts w:hint="eastAsia"/>
+            <w:noProof/>
+          </w:rPr>
+          <w:t>一、畫面與前置設定</w:t>
+        </w:r>
+        <w:r>
+          <w:rPr>
+            <w:noProof/>
+            <w:webHidden/>
+          </w:rPr>
+          <w:tab/>
+        </w:r>
+        <w:r>
+          <w:rPr>
+            <w:noProof/>
+            <w:webHidden/>
+          </w:rPr>
+          <w:fldChar w:fldCharType="begin"/>
+        </w:r>
+        <w:r>
+          <w:rPr>
+            <w:noProof/>
+            <w:webHidden/>
+          </w:rPr>
+          <w:instrText xml:space="preserve"> PAGEREF _Toc243386588 \h </w:instrText>
+        </w:r>
+        <w:r>
+          <w:rPr>
+            <w:noProof/>
+            <w:webHidden/>
+          </w:rPr>
+        </w:r>
+        <w:r>
+          <w:rPr>
+            <w:noProof/>
+            <w:webHidden/>
+          </w:rPr>
+          <w:fldChar w:fldCharType="separate"/>
+        </w:r>
+        <w:r>
+          <w:rPr>
+            <w:noProof/>
+            <w:webHidden/>
+          </w:rPr>
+          <w:t>2</w:t>
+        </w:r>
+        <w:r>
+          <w:rPr>
+            <w:noProof/>
+            <w:webHidden/>
+          </w:rPr>
+          <w:fldChar w:fldCharType="end"/>
+        </w:r>
+      </w:hyperlink>
+    </w:p>
+    <w:p>
+      <w:pPr>
+        <w:pStyle w:val="2a"/>
+        <w:tabs>
+          <w:tab w:val="right" w:leader="dot" w:pos="9350"/>
+        </w:tabs>
+        <w:rPr>
+          <w:rFonts w:asciiTheme="minorHAnsi" w:eastAsiaTheme="minorEastAsia" w:hAnsiTheme="minorHAnsi" w:cstheme="minorBidi"/>
+          <w:noProof/>
+          <w:color w:val="auto"/>
+          <w:kern w:val="2"/>
+          <w:szCs w:val="22"/>
+        </w:rPr>
+      </w:pPr>
+      <w:hyperlink w:anchor="_Toc243386589" w:history="1">
+        <w:r>
+          <w:rPr>
+            <w:rStyle w:val="affb"/>
+            <w:rFonts w:hint="eastAsia"/>
+            <w:noProof/>
+          </w:rPr>
+          <w:t>二、設定查詢條件</w:t>
+        </w:r>
+        <w:r>
+          <w:rPr>
+            <w:noProof/>
+            <w:webHidden/>
+          </w:rPr>
+          <w:tab/>
+        </w:r>
+        <w:r>
+          <w:rPr>
+            <w:noProof/>
+            <w:webHidden/>
+          </w:rPr>
+          <w:fldChar w:fldCharType="begin"/>
+        </w:r>
+        <w:r>
+          <w:rPr>
+            <w:noProof/>
+            <w:webHidden/>
+          </w:rPr>
+          <w:instrText xml:space="preserve"> PAGEREF _Toc243386589 \h </w:instrText>
+        </w:r>
+        <w:r>
+          <w:rPr>
+            <w:noProof/>
+            <w:webHidden/>
+          </w:rPr>
+        </w:r>
+        <w:r>
+          <w:rPr>
+            <w:noProof/>
+            <w:webHidden/>
+          </w:rPr>
+          <w:fldChar w:fldCharType="separate"/>
+        </w:r>
+        <w:r>
+          <w:rPr>
+            <w:noProof/>
+            <w:webHidden/>
+          </w:rPr>
+          <w:t>2</w:t>
+        </w:r>
+        <w:r>
+          <w:rPr>
+            <w:noProof/>
+            <w:webHidden/>
+          </w:rPr>
+          <w:fldChar w:fldCharType="end"/>
+        </w:r>
+      </w:hyperlink>
+    </w:p>
+    <w:p>
+      <w:pPr>
+        <w:pStyle w:val="2a"/>
+        <w:tabs>
+          <w:tab w:val="right" w:leader="dot" w:pos="9350"/>
+        </w:tabs>
+        <w:rPr>
+          <w:rFonts w:asciiTheme="minorHAnsi" w:eastAsiaTheme="minorEastAsia" w:hAnsiTheme="minorHAnsi" w:cstheme="minorBidi"/>
+          <w:noProof/>
+          <w:color w:val="auto"/>
+          <w:kern w:val="2"/>
+          <w:szCs w:val="22"/>
+        </w:rPr>
+      </w:pPr>
+      <w:hyperlink w:anchor="_Toc243386590" w:history="1">
+        <w:r>
+          <w:rPr>
+            <w:rStyle w:val="affb"/>
+            <w:rFonts w:hint="eastAsia"/>
+            <w:noProof/>
+          </w:rPr>
+          <w:t>三、檢視查詢結果</w:t>
+        </w:r>
+        <w:r>
+          <w:rPr>
+            <w:noProof/>
+            <w:webHidden/>
+          </w:rPr>
+          <w:tab/>
+        </w:r>
+        <w:r>
+          <w:rPr>
+            <w:noProof/>
+            <w:webHidden/>
+          </w:rPr>
+          <w:fldChar w:fldCharType="begin"/>
+        </w:r>
+        <w:r>
+          <w:rPr>
+            <w:noProof/>
+            <w:webHidden/>
+          </w:rPr>
+          <w:instrText xml:space="preserve"> PAGEREF _Toc243386590 \h </w:instrText>
+        </w:r>
+        <w:r>
+          <w:rPr>
+            <w:noProof/>
+            <w:webHidden/>
+          </w:rPr>
+        </w:r>
+        <w:r>
+          <w:rPr>
+            <w:noProof/>
+            <w:webHidden/>
+          </w:rPr>
+          <w:fldChar w:fldCharType="separate"/>
+        </w:r>
+        <w:r>
+          <w:rPr>
+            <w:noProof/>
+            <w:webHidden/>
+          </w:rPr>
+          <w:t>3</w:t>
+        </w:r>
+        <w:r>
+          <w:rPr>
+            <w:noProof/>
+            <w:webHidden/>
+          </w:rPr>
+          <w:fldChar w:fldCharType="end"/>
+        </w:r>
+      </w:hyperlink>
+    </w:p>
+    <w:p>
+      <w:pPr>
+        <w:pStyle w:val="2a"/>
+        <w:tabs>
+          <w:tab w:val="right" w:leader="dot" w:pos="9350"/>
+        </w:tabs>
+        <w:rPr>
+          <w:rFonts w:asciiTheme="minorHAnsi" w:eastAsiaTheme="minorEastAsia" w:hAnsiTheme="minorHAnsi" w:cstheme="minorBidi"/>
+          <w:noProof/>
+          <w:color w:val="auto"/>
+          <w:kern w:val="2"/>
+          <w:szCs w:val="22"/>
+        </w:rPr>
+      </w:pPr>
+      <w:hyperlink w:anchor="_Toc243386591" w:history="1">
+        <w:r>
+          <w:rPr>
+            <w:rStyle w:val="affb"/>
+            <w:rFonts w:hint="eastAsia"/>
+            <w:noProof/>
+          </w:rPr>
+          <w:t>四、匯出</w:t>
+        </w:r>
+        <w:r>
+          <w:rPr>
+            <w:rStyle w:val="affb"/>
+            <w:noProof/>
+          </w:rPr>
+          <w:t xml:space="preserve"> CSV</w:t>
+        </w:r>
+        <w:r>
+          <w:rPr>
+            <w:noProof/>
+            <w:webHidden/>
+          </w:rPr>
+          <w:tab/>
+        </w:r>
+        <w:r>
+          <w:rPr>
+            <w:noProof/>
+            <w:webHidden/>
+          </w:rPr>
+          <w:fldChar w:fldCharType="begin"/>
+        </w:r>
+        <w:r>
+          <w:rPr>
+            <w:noProof/>
+            <w:webHidden/>
+          </w:rPr>
+          <w:instrText xml:space="preserve"> PAGEREF _Toc243386591 \h </w:instrText>
+        </w:r>
+        <w:r>
+          <w:rPr>
+            <w:noProof/>
+            <w:webHidden/>
+          </w:rPr>
+        </w:r>
+        <w:r>
+          <w:rPr>
+            <w:noProof/>
+            <w:webHidden/>
+          </w:rPr>
+          <w:fldChar w:fldCharType="separate"/>
+        </w:r>
+        <w:r>
+          <w:rPr>
+            <w:noProof/>
+            <w:webHidden/>
+          </w:rPr>
+          <w:t>3</w:t>
+        </w:r>
+        <w:r>
+          <w:rPr>
+            <w:noProof/>
+            <w:webHidden/>
+          </w:rPr>
+          <w:fldChar w:fldCharType="end"/>
+        </w:r>
+      </w:hyperlink>
+    </w:p>
+    <w:p>
+      <w:pPr>
+        <w:pStyle w:val="14"/>
+        <w:tabs>
+          <w:tab w:val="right" w:leader="dot" w:pos="9350"/>
+        </w:tabs>
+        <w:rPr>
+          <w:rFonts w:asciiTheme="minorHAnsi" w:eastAsiaTheme="minorEastAsia" w:hAnsiTheme="minorHAnsi" w:cstheme="minorBidi"/>
+          <w:noProof/>
+          <w:color w:val="auto"/>
+          <w:kern w:val="2"/>
+          <w:szCs w:val="22"/>
+        </w:rPr>
+      </w:pPr>
+      <w:hyperlink w:anchor="_Toc243386592" w:history="1">
+        <w:r>
+          <w:rPr>
+            <w:rStyle w:val="affb"/>
+            <w:rFonts w:hint="eastAsia"/>
+            <w:noProof/>
+          </w:rPr>
+          <w:t>參、常見訊息與處置</w:t>
+        </w:r>
+        <w:r>
+          <w:rPr>
+            <w:noProof/>
+            <w:webHidden/>
+          </w:rPr>
+          <w:tab/>
+        </w:r>
+        <w:r>
+          <w:rPr>
+            <w:noProof/>
+            <w:webHidden/>
+          </w:rPr>
+          <w:fldChar w:fldCharType="begin"/>
+        </w:r>
+        <w:r>
+          <w:rPr>
+            <w:noProof/>
+            <w:webHidden/>
+          </w:rPr>
+          <w:instrText xml:space="preserve"> PAGEREF _Toc243386592 \h </w:instrText>
+        </w:r>
+        <w:r>
+          <w:rPr>
+            <w:noProof/>
+            <w:webHidden/>
+          </w:rPr>
+        </w:r>
+        <w:r>
+          <w:rPr>
+            <w:noProof/>
+            <w:webHidden/>
+          </w:rPr>
+          <w:fldChar w:fldCharType="separate"/>
+        </w:r>
+        <w:r>
+          <w:rPr>
+            <w:noProof/>
+            <w:webHidden/>
+          </w:rPr>
+          <w:t>5</w:t>
+        </w:r>
+        <w:r>
+          <w:rPr>
+            <w:noProof/>
+            <w:webHidden/>
+          </w:rPr>
+          <w:fldChar w:fldCharType="end"/>
+        </w:r>
+      </w:hyperlink>
+    </w:p>
+    <w:p>
+      <w:pPr>
+        <w:pStyle w:val="2a"/>
+        <w:tabs>
+          <w:tab w:val="right" w:leader="dot" w:pos="9350"/>
+        </w:tabs>
+        <w:rPr>
+          <w:rFonts w:asciiTheme="minorHAnsi" w:eastAsiaTheme="minorEastAsia" w:hAnsiTheme="minorHAnsi" w:cstheme="minorBidi"/>
+          <w:noProof/>
+          <w:color w:val="auto"/>
+          <w:kern w:val="2"/>
+          <w:szCs w:val="22"/>
+        </w:rPr>
+      </w:pPr>
+      <w:hyperlink w:anchor="_Toc243386593" w:history="1">
+        <w:r>
+          <w:rPr>
+            <w:rStyle w:val="affb"/>
+            <w:rFonts w:hint="eastAsia"/>
+            <w:noProof/>
+          </w:rPr>
+          <w:t>一、其他情況</w:t>
+        </w:r>
+        <w:r>
+          <w:rPr>
+            <w:noProof/>
+            <w:webHidden/>
+          </w:rPr>
+          <w:tab/>
+        </w:r>
+        <w:r>
+          <w:rPr>
+            <w:noProof/>
+            <w:webHidden/>
+          </w:rPr>
+          <w:fldChar w:fldCharType="begin"/>
+        </w:r>
+        <w:r>
+          <w:rPr>
+            <w:noProof/>
+            <w:webHidden/>
+          </w:rPr>
+          <w:instrText xml:space="preserve"> PAGEREF _Toc243386593 \h </w:instrText>
+        </w:r>
+        <w:r>
+          <w:rPr>
+            <w:noProof/>
+            <w:webHidden/>
+          </w:rPr>
+        </w:r>
+        <w:r>
+          <w:rPr>
+            <w:noProof/>
+            <w:webHidden/>
+          </w:rPr>
+          <w:fldChar w:fldCharType="separate"/>
+        </w:r>
+        <w:r>
+          <w:rPr>
+            <w:noProof/>
+            <w:webHidden/>
+          </w:rPr>
+          <w:t>5</w:t>
+        </w:r>
+        <w:r>
+          <w:rPr>
+            <w:noProof/>
+            <w:webHidden/>
+          </w:rPr>
+          <w:fldChar w:fldCharType="end"/>
+        </w:r>
+      </w:hyperlink>
+    </w:p>
+    <w:p>
+      <w:r>
         <w:fldChar w:fldCharType="end"/>
       </w:r>
     </w:p>
     <w:p>
       <w:pPr>
         <w:sectPr>
-          <w:footerReference w:type="default" r:id="rId8"/>
           <w:pgSz w:w="12240" w:h="15840"/>
           <w:pgMar w:top="1440" w:right="1440" w:bottom="1440" w:left="1440" w:header="720" w:footer="720" w:gutter="0"/>
           <w:cols w:space="720"/>
@@ -458,17 +1258,22 @@
       <w:pPr>
         <w:pStyle w:val="1"/>
       </w:pPr>
+      <w:bookmarkStart w:id="1" w:name="_Toc243386584"/>
       <w:r>
+        <w:lastRenderedPageBreak/>
         <w:t>壹、作業說明</w:t>
       </w:r>
+      <w:bookmarkEnd w:id="1"/>
     </w:p>
     <w:p>
       <w:pPr>
         <w:pStyle w:val="2"/>
       </w:pPr>
+      <w:bookmarkStart w:id="2" w:name="_Toc243386585"/>
       <w:r>
         <w:t>一、使用情境</w:t>
       </w:r>
+      <w:bookmarkEnd w:id="2"/>
     </w:p>
     <w:p>
       <w:pPr>
@@ -489,6 +1294,7 @@
     </w:p>
     <w:p>
       <w:pPr>
+        <w:keepNext/>
         <w:ind w:firstLine="482"/>
       </w:pPr>
       <w:r>
@@ -498,26 +1304,23 @@
     <w:tbl>
       <w:tblPr>
         <w:tblStyle w:val="aff2"/>
-        <w:tblW w:type="auto" w:w="0"/>
+        <w:tblW w:w="0" w:type="auto"/>
         <w:tblLayout w:type="fixed"/>
-        <w:tblLook w:firstColumn="1" w:firstRow="1" w:lastColumn="0" w:lastRow="0" w:noHBand="0" w:noVBand="1" w:val="04A0"/>
-        <w:tblLayout w:type="fixed"/>
+        <w:tblLook w:val="04A0" w:firstRow="1" w:lastRow="0" w:firstColumn="1" w:lastColumn="0" w:noHBand="0" w:noVBand="1"/>
       </w:tblPr>
       <w:tblGrid>
-        <w:gridCol w:w="4680"/>
-        <w:gridCol w:w="4680"/>
+        <w:gridCol w:w="2047"/>
+        <w:gridCol w:w="7313"/>
       </w:tblGrid>
       <w:tr>
         <w:tc>
           <w:tcPr>
-            <w:tcW w:type="dxa" w:w="2047"/>
+            <w:tcW w:w="2047" w:type="dxa"/>
           </w:tcPr>
           <w:p>
-            <w:r>
-              <w:rPr>
-                <w:b/>
-              </w:rPr>
-            </w:r>
+            <w:pPr>
+              <w:spacing w:before="60" w:after="60"/>
+            </w:pPr>
             <w:r>
               <w:rPr>
                 <w:b/>
@@ -528,14 +1331,12 @@
         </w:tc>
         <w:tc>
           <w:tcPr>
-            <w:tcW w:type="dxa" w:w="7313"/>
+            <w:tcW w:w="7313" w:type="dxa"/>
           </w:tcPr>
           <w:p>
-            <w:r>
-              <w:rPr>
-                <w:b/>
-              </w:rPr>
-            </w:r>
+            <w:pPr>
+              <w:spacing w:before="60" w:after="60"/>
+            </w:pPr>
             <w:r>
               <w:rPr>
                 <w:b/>
@@ -548,10 +1349,12 @@
       <w:tr>
         <w:tc>
           <w:tcPr>
-            <w:tcW w:type="dxa" w:w="2047"/>
+            <w:tcW w:w="2047" w:type="dxa"/>
           </w:tcPr>
           <w:p>
-            <w:r/>
+            <w:pPr>
+              <w:spacing w:before="60" w:after="60"/>
+            </w:pPr>
             <w:r>
               <w:t>帳號與登入</w:t>
             </w:r>
@@ -559,10 +1362,12 @@
         </w:tc>
         <w:tc>
           <w:tcPr>
-            <w:tcW w:type="dxa" w:w="7313"/>
+            <w:tcW w:w="7313" w:type="dxa"/>
           </w:tcPr>
           <w:p>
-            <w:r/>
+            <w:pPr>
+              <w:spacing w:before="60" w:after="60"/>
+            </w:pPr>
             <w:r>
               <w:t>登入成功或失敗、登出、變更密碼、密碼重設</w:t>
             </w:r>
@@ -572,10 +1377,12 @@
       <w:tr>
         <w:tc>
           <w:tcPr>
-            <w:tcW w:type="dxa" w:w="2047"/>
+            <w:tcW w:w="2047" w:type="dxa"/>
           </w:tcPr>
           <w:p>
-            <w:r/>
+            <w:pPr>
+              <w:spacing w:before="60" w:after="60"/>
+            </w:pPr>
             <w:r>
               <w:t>帳號與權限管理</w:t>
             </w:r>
@@ -583,10 +1390,12 @@
         </w:tc>
         <w:tc>
           <w:tcPr>
-            <w:tcW w:type="dxa" w:w="7313"/>
+            <w:tcW w:w="7313" w:type="dxa"/>
           </w:tcPr>
           <w:p>
-            <w:r/>
+            <w:pPr>
+              <w:spacing w:before="60" w:after="60"/>
+            </w:pPr>
             <w:r>
               <w:t>建立、停用、啟用帳號；指派角色與授權</w:t>
             </w:r>
@@ -596,10 +1405,12 @@
       <w:tr>
         <w:tc>
           <w:tcPr>
-            <w:tcW w:type="dxa" w:w="2047"/>
+            <w:tcW w:w="2047" w:type="dxa"/>
           </w:tcPr>
           <w:p>
-            <w:r/>
+            <w:pPr>
+              <w:spacing w:before="60" w:after="60"/>
+            </w:pPr>
             <w:r>
               <w:t>系統設定</w:t>
             </w:r>
@@ -607,10 +1418,12 @@
         </w:tc>
         <w:tc>
           <w:tcPr>
-            <w:tcW w:type="dxa" w:w="7313"/>
+            <w:tcW w:w="7313" w:type="dxa"/>
           </w:tcPr>
           <w:p>
-            <w:r/>
+            <w:pPr>
+              <w:spacing w:before="60" w:after="60"/>
+            </w:pPr>
             <w:r>
               <w:t>系統參數、選項清單、通知範本、排程的異動</w:t>
             </w:r>
@@ -620,10 +1433,12 @@
       <w:tr>
         <w:tc>
           <w:tcPr>
-            <w:tcW w:type="dxa" w:w="2047"/>
+            <w:tcW w:w="2047" w:type="dxa"/>
           </w:tcPr>
           <w:p>
-            <w:r/>
+            <w:pPr>
+              <w:spacing w:before="60" w:after="60"/>
+            </w:pPr>
             <w:r>
               <w:t>文件管理</w:t>
             </w:r>
@@ -631,10 +1446,12 @@
         </w:tc>
         <w:tc>
           <w:tcPr>
-            <w:tcW w:type="dxa" w:w="7313"/>
+            <w:tcW w:w="7313" w:type="dxa"/>
           </w:tcPr>
           <w:p>
-            <w:r/>
+            <w:pPr>
+              <w:spacing w:before="60" w:after="60"/>
+            </w:pPr>
             <w:r>
               <w:t>文件的新增與編輯、簽核（核准、退回）、廢止申請、撤回送審</w:t>
             </w:r>
@@ -644,10 +1461,12 @@
       <w:tr>
         <w:tc>
           <w:tcPr>
-            <w:tcW w:type="dxa" w:w="2047"/>
+            <w:tcW w:w="2047" w:type="dxa"/>
           </w:tcPr>
           <w:p>
-            <w:r/>
+            <w:pPr>
+              <w:spacing w:before="60" w:after="60"/>
+            </w:pPr>
             <w:r>
               <w:t>教育訓練</w:t>
             </w:r>
@@ -655,10 +1474,12 @@
         </w:tc>
         <w:tc>
           <w:tcPr>
-            <w:tcW w:type="dxa" w:w="7313"/>
+            <w:tcW w:w="7313" w:type="dxa"/>
           </w:tcPr>
           <w:p>
-            <w:r/>
+            <w:pPr>
+              <w:spacing w:before="60" w:after="60"/>
+            </w:pPr>
             <w:r>
               <w:t>課程維護、學員加入或移除、線下核可、重置作答次數</w:t>
             </w:r>
@@ -668,10 +1489,12 @@
       <w:tr>
         <w:tc>
           <w:tcPr>
-            <w:tcW w:type="dxa" w:w="2047"/>
+            <w:tcW w:w="2047" w:type="dxa"/>
           </w:tcPr>
           <w:p>
-            <w:r/>
+            <w:pPr>
+              <w:spacing w:before="60" w:after="60"/>
+            </w:pPr>
             <w:r>
               <w:t>資料匯出</w:t>
             </w:r>
@@ -679,10 +1502,12 @@
         </w:tc>
         <w:tc>
           <w:tcPr>
-            <w:tcW w:type="dxa" w:w="7313"/>
+            <w:tcW w:w="7313" w:type="dxa"/>
           </w:tcPr>
           <w:p>
-            <w:r/>
+            <w:pPr>
+              <w:spacing w:before="60" w:after="60"/>
+            </w:pPr>
             <w:r>
               <w:t>匯出含個人資料的檔案</w:t>
             </w:r>
@@ -704,47 +1529,84 @@
         <w:t>只能查詢、無法修改或刪除</w:t>
       </w:r>
       <w:r>
-        <w:t>。文件的閱讀與下載、學員的學習進度與一般作答不在本作業：前者的閱讀情形於 DM06 閱讀統計 KPI 查看，後者於 ET02 學員學習表現查看。</w:t>
+        <w:t>。文件的閱讀與下載、學員的學習進度與一般作答不在本作業：前者的閱讀情形於</w:t>
+      </w:r>
+      <w:r>
+        <w:t xml:space="preserve"> DM06 </w:t>
+      </w:r>
+      <w:r>
+        <w:t>閱讀統計</w:t>
+      </w:r>
+      <w:r>
+        <w:t xml:space="preserve"> KPI </w:t>
+      </w:r>
+      <w:r>
+        <w:t>查看，後者於</w:t>
+      </w:r>
+      <w:r>
+        <w:t xml:space="preserve"> ET02 </w:t>
+      </w:r>
+      <w:r>
+        <w:t>學員學習表現查看。</w:t>
       </w:r>
     </w:p>
     <w:p>
       <w:pPr>
         <w:pStyle w:val="2"/>
       </w:pPr>
+      <w:bookmarkStart w:id="3" w:name="_Toc243386586"/>
       <w:r>
         <w:t>二、進入路徑</w:t>
       </w:r>
+      <w:bookmarkEnd w:id="3"/>
     </w:p>
     <w:p>
       <w:pPr>
         <w:ind w:firstLine="482"/>
       </w:pPr>
       <w:r>
-        <w:t>側邊選單「系統管理者後台 → DP05 操作記錄查詢」。</w:t>
+        <w:t>側邊選單「系統管理者後台</w:t>
+      </w:r>
+      <w:r>
+        <w:t xml:space="preserve"> → DP05 </w:t>
+      </w:r>
+      <w:r>
+        <w:t>操作記錄查詢」。</w:t>
       </w:r>
     </w:p>
     <w:p>
       <w:pPr>
         <w:pStyle w:val="1"/>
       </w:pPr>
+      <w:bookmarkStart w:id="4" w:name="_Toc243386587"/>
       <w:r>
+        <w:lastRenderedPageBreak/>
         <w:t>貳、操作說明</w:t>
       </w:r>
+      <w:bookmarkEnd w:id="4"/>
     </w:p>
     <w:p>
       <w:pPr>
         <w:pStyle w:val="2"/>
       </w:pPr>
+      <w:bookmarkStart w:id="5" w:name="_Toc243386588"/>
       <w:r>
         <w:t>一、畫面與前置設定</w:t>
       </w:r>
+      <w:bookmarkEnd w:id="5"/>
     </w:p>
     <w:p>
       <w:pPr>
         <w:ind w:firstLine="482"/>
       </w:pPr>
       <w:r>
-        <w:t>畫面上方為查詢條件，其下為操作記錄清單，依時間由新到舊排列，每頁 20 筆。進入時未設任何條件，即列出全部記錄。</w:t>
+        <w:t>畫面上方為查詢條件，其下為操作記錄清單，依時間由新到舊排列，每頁</w:t>
+      </w:r>
+      <w:r>
+        <w:t xml:space="preserve"> 20 </w:t>
+      </w:r>
+      <w:r>
+        <w:t>筆。進入時未設任何條件，即列出全部記錄。</w:t>
       </w:r>
     </w:p>
     <w:p>
@@ -768,9 +1630,11 @@
       <w:pPr>
         <w:pStyle w:val="2"/>
       </w:pPr>
+      <w:bookmarkStart w:id="6" w:name="_Toc243386589"/>
       <w:r>
         <w:t>二、設定查詢條件</w:t>
       </w:r>
+      <w:bookmarkEnd w:id="6"/>
     </w:p>
     <w:p>
       <w:pPr>
@@ -792,26 +1656,23 @@
     <w:tbl>
       <w:tblPr>
         <w:tblStyle w:val="aff2"/>
-        <w:tblW w:type="auto" w:w="0"/>
+        <w:tblW w:w="0" w:type="auto"/>
         <w:tblLayout w:type="fixed"/>
-        <w:tblLook w:firstColumn="1" w:firstRow="1" w:lastColumn="0" w:lastRow="0" w:noHBand="0" w:noVBand="1" w:val="04A0"/>
-        <w:tblLayout w:type="fixed"/>
+        <w:tblLook w:val="04A0" w:firstRow="1" w:lastRow="0" w:firstColumn="1" w:lastColumn="0" w:noHBand="0" w:noVBand="1"/>
       </w:tblPr>
       <w:tblGrid>
-        <w:gridCol w:w="4680"/>
-        <w:gridCol w:w="4680"/>
+        <w:gridCol w:w="3087"/>
+        <w:gridCol w:w="6273"/>
       </w:tblGrid>
       <w:tr>
         <w:tc>
           <w:tcPr>
-            <w:tcW w:type="dxa" w:w="3087"/>
+            <w:tcW w:w="3087" w:type="dxa"/>
           </w:tcPr>
           <w:p>
-            <w:r>
-              <w:rPr>
-                <w:b/>
-              </w:rPr>
-            </w:r>
+            <w:pPr>
+              <w:spacing w:before="60" w:after="60"/>
+            </w:pPr>
             <w:r>
               <w:rPr>
                 <w:b/>
@@ -822,14 +1683,12 @@
         </w:tc>
         <w:tc>
           <w:tcPr>
-            <w:tcW w:type="dxa" w:w="6273"/>
+            <w:tcW w:w="6273" w:type="dxa"/>
           </w:tcPr>
           <w:p>
-            <w:r>
-              <w:rPr>
-                <w:b/>
-              </w:rPr>
-            </w:r>
+            <w:pPr>
+              <w:spacing w:before="60" w:after="60"/>
+            </w:pPr>
             <w:r>
               <w:rPr>
                 <w:b/>
@@ -842,23 +1701,39 @@
       <w:tr>
         <w:tc>
           <w:tcPr>
-            <w:tcW w:type="dxa" w:w="3087"/>
+            <w:tcW w:w="3087" w:type="dxa"/>
           </w:tcPr>
           <w:p>
-            <w:r/>
+            <w:pPr>
+              <w:spacing w:before="60" w:after="60"/>
+            </w:pPr>
             <w:r>
-              <w:t>操作者（姓名 / Email）</w:t>
+              <w:t>操作者（姓名</w:t>
+            </w:r>
+            <w:r>
+              <w:t xml:space="preserve"> / Email</w:t>
+            </w:r>
+            <w:r>
+              <w:t>）</w:t>
             </w:r>
           </w:p>
         </w:tc>
         <w:tc>
           <w:tcPr>
-            <w:tcW w:type="dxa" w:w="6273"/>
+            <w:tcW w:w="6273" w:type="dxa"/>
           </w:tcPr>
           <w:p>
-            <w:r/>
+            <w:pPr>
+              <w:spacing w:before="60" w:after="60"/>
+            </w:pPr>
             <w:r>
-              <w:t>比對操作者的姓名或帳號（Email），輸入其中一段文字即可，不分大小寫</w:t>
+              <w:t>比對操作者的姓名或帳號（</w:t>
+            </w:r>
+            <w:r>
+              <w:t>Email</w:t>
+            </w:r>
+            <w:r>
+              <w:t>），輸入其中一段文字即可，不分大小寫</w:t>
             </w:r>
           </w:p>
         </w:tc>
@@ -866,10 +1741,12 @@
       <w:tr>
         <w:tc>
           <w:tcPr>
-            <w:tcW w:type="dxa" w:w="3087"/>
+            <w:tcW w:w="3087" w:type="dxa"/>
           </w:tcPr>
           <w:p>
-            <w:r/>
+            <w:pPr>
+              <w:spacing w:before="60" w:after="60"/>
+            </w:pPr>
             <w:r>
               <w:t>功能</w:t>
             </w:r>
@@ -877,12 +1754,35 @@
         </w:tc>
         <w:tc>
           <w:tcPr>
-            <w:tcW w:type="dxa" w:w="6273"/>
+            <w:tcW w:w="6273" w:type="dxa"/>
           </w:tcPr>
           <w:p>
-            <w:r/>
+            <w:pPr>
+              <w:spacing w:before="60" w:after="60"/>
+            </w:pPr>
             <w:r>
-              <w:t>選定一項功能。功能名稱前綴標示所屬模組，例如「DP-使用者管理」「DM-簽核」「ET-課程維護」</w:t>
+              <w:t>選定一項功能。功能名稱前綴標示所屬模組，例如「</w:t>
+            </w:r>
+            <w:r>
+              <w:t>DP-</w:t>
+            </w:r>
+            <w:r>
+              <w:t>使用者管理」「</w:t>
+            </w:r>
+            <w:r>
+              <w:t>DM-</w:t>
+            </w:r>
+            <w:r>
+              <w:t>簽核」</w:t>
+            </w:r>
+            <w:r>
+              <w:t>「</w:t>
+            </w:r>
+            <w:r>
+              <w:t>ET-</w:t>
+            </w:r>
+            <w:r>
+              <w:t>課程維護」</w:t>
             </w:r>
           </w:p>
         </w:tc>
@@ -890,10 +1790,12 @@
       <w:tr>
         <w:tc>
           <w:tcPr>
-            <w:tcW w:type="dxa" w:w="3087"/>
+            <w:tcW w:w="3087" w:type="dxa"/>
           </w:tcPr>
           <w:p>
-            <w:r/>
+            <w:pPr>
+              <w:spacing w:before="60" w:after="60"/>
+            </w:pPr>
             <w:r>
               <w:t>操作類別</w:t>
             </w:r>
@@ -901,10 +1803,12 @@
         </w:tc>
         <w:tc>
           <w:tcPr>
-            <w:tcW w:type="dxa" w:w="6273"/>
+            <w:tcW w:w="6273" w:type="dxa"/>
           </w:tcPr>
           <w:p>
-            <w:r/>
+            <w:pPr>
+              <w:spacing w:before="60" w:after="60"/>
+            </w:pPr>
             <w:r>
               <w:t>登入、登出、新增、修改、刪除、匯出、查詢</w:t>
             </w:r>
@@ -914,10 +1818,12 @@
       <w:tr>
         <w:tc>
           <w:tcPr>
-            <w:tcW w:type="dxa" w:w="3087"/>
+            <w:tcW w:w="3087" w:type="dxa"/>
           </w:tcPr>
           <w:p>
-            <w:r/>
+            <w:pPr>
+              <w:spacing w:before="60" w:after="60"/>
+            </w:pPr>
             <w:r>
               <w:t>執行結果</w:t>
             </w:r>
@@ -925,10 +1831,12 @@
         </w:tc>
         <w:tc>
           <w:tcPr>
-            <w:tcW w:type="dxa" w:w="6273"/>
+            <w:tcW w:w="6273" w:type="dxa"/>
           </w:tcPr>
           <w:p>
-            <w:r/>
+            <w:pPr>
+              <w:spacing w:before="60" w:after="60"/>
+            </w:pPr>
             <w:r>
               <w:t>成功或失敗。追查登入失敗（含帳號停用、鎖定）等異常時，選「失敗」</w:t>
             </w:r>
@@ -938,10 +1846,12 @@
       <w:tr>
         <w:tc>
           <w:tcPr>
-            <w:tcW w:type="dxa" w:w="3087"/>
+            <w:tcW w:w="3087" w:type="dxa"/>
           </w:tcPr>
           <w:p>
-            <w:r/>
+            <w:pPr>
+              <w:spacing w:before="60" w:after="60"/>
+            </w:pPr>
             <w:r>
               <w:t>起日、訖日</w:t>
             </w:r>
@@ -949,10 +1859,12 @@
         </w:tc>
         <w:tc>
           <w:tcPr>
-            <w:tcW w:type="dxa" w:w="6273"/>
+            <w:tcW w:w="6273" w:type="dxa"/>
           </w:tcPr>
           <w:p>
-            <w:r/>
+            <w:pPr>
+              <w:spacing w:before="60" w:after="60"/>
+            </w:pPr>
             <w:r>
               <w:t>依操作發生的日期篩選，起、訖兩日皆含在內，日期以台灣時間計。訖日最晚可選到今天</w:t>
             </w:r>
@@ -964,26 +1876,29 @@
       <w:pPr>
         <w:keepNext/>
         <w:spacing w:before="160" w:after="40"/>
-        <w:ind w:left="0" w:firstLine="0"/>
         <w:jc w:val="center"/>
       </w:pPr>
       <w:r>
+        <w:rPr>
+          <w:noProof/>
+        </w:rPr>
         <w:drawing>
-          <wp:inline xmlns:a="http://schemas.openxmlformats.org/drawingml/2006/main" xmlns:pic="http://schemas.openxmlformats.org/drawingml/2006/picture">
+          <wp:inline distT="0" distB="0" distL="0" distR="0">
             <wp:extent cx="5580000" cy="2251723"/>
+            <wp:effectExtent l="0" t="0" r="0" b="0"/>
             <wp:docPr id="1" name="Picture 1"/>
             <wp:cNvGraphicFramePr>
-              <a:graphicFrameLocks noChangeAspect="1"/>
+              <a:graphicFrameLocks xmlns:a="http://schemas.openxmlformats.org/drawingml/2006/main" noChangeAspect="1"/>
             </wp:cNvGraphicFramePr>
-            <a:graphic>
+            <a:graphic xmlns:a="http://schemas.openxmlformats.org/drawingml/2006/main">
               <a:graphicData uri="http://schemas.openxmlformats.org/drawingml/2006/picture">
-                <pic:pic>
+                <pic:pic xmlns:pic="http://schemas.openxmlformats.org/drawingml/2006/picture">
                   <pic:nvPicPr>
                     <pic:cNvPr id="0" name="dp05-01.png"/>
                     <pic:cNvPicPr/>
                   </pic:nvPicPr>
                   <pic:blipFill>
-                    <a:blip r:embed="rId9"/>
+                    <a:blip r:embed="rId8"/>
                     <a:stretch>
                       <a:fillRect/>
                     </a:stretch>
@@ -993,7 +1908,9 @@
                       <a:off x="0" y="0"/>
                       <a:ext cx="5580000" cy="2251723"/>
                     </a:xfrm>
-                    <a:prstGeom prst="rect"/>
+                    <a:prstGeom prst="rect">
+                      <a:avLst/>
+                    </a:prstGeom>
                   </pic:spPr>
                 </pic:pic>
               </a:graphicData>
@@ -1005,7 +1922,6 @@
     <w:p>
       <w:pPr>
         <w:spacing w:after="160"/>
-        <w:ind w:firstLine="0"/>
         <w:jc w:val="center"/>
       </w:pPr>
       <w:r>
@@ -1020,12 +1936,16 @@
       <w:pPr>
         <w:pStyle w:val="2"/>
       </w:pPr>
+      <w:bookmarkStart w:id="7" w:name="_Toc243386590"/>
       <w:r>
+        <w:lastRenderedPageBreak/>
         <w:t>三、檢視查詢結果</w:t>
       </w:r>
+      <w:bookmarkEnd w:id="7"/>
     </w:p>
     <w:p>
       <w:pPr>
+        <w:keepNext/>
         <w:ind w:firstLine="482"/>
       </w:pPr>
       <w:r>
@@ -1035,26 +1955,23 @@
     <w:tbl>
       <w:tblPr>
         <w:tblStyle w:val="aff2"/>
-        <w:tblW w:type="auto" w:w="0"/>
+        <w:tblW w:w="0" w:type="auto"/>
         <w:tblLayout w:type="fixed"/>
-        <w:tblLook w:firstColumn="1" w:firstRow="1" w:lastColumn="0" w:lastRow="0" w:noHBand="0" w:noVBand="1" w:val="04A0"/>
-        <w:tblLayout w:type="fixed"/>
+        <w:tblLook w:val="04A0" w:firstRow="1" w:lastRow="0" w:firstColumn="1" w:lastColumn="0" w:noHBand="0" w:noVBand="1"/>
       </w:tblPr>
       <w:tblGrid>
-        <w:gridCol w:w="4680"/>
-        <w:gridCol w:w="4680"/>
+        <w:gridCol w:w="1117"/>
+        <w:gridCol w:w="8243"/>
       </w:tblGrid>
       <w:tr>
         <w:tc>
           <w:tcPr>
-            <w:tcW w:type="dxa" w:w="1117"/>
+            <w:tcW w:w="1117" w:type="dxa"/>
           </w:tcPr>
           <w:p>
-            <w:r>
-              <w:rPr>
-                <w:b/>
-              </w:rPr>
-            </w:r>
+            <w:pPr>
+              <w:spacing w:before="60" w:after="60"/>
+            </w:pPr>
             <w:r>
               <w:rPr>
                 <w:b/>
@@ -1065,14 +1982,12 @@
         </w:tc>
         <w:tc>
           <w:tcPr>
-            <w:tcW w:type="dxa" w:w="8243"/>
+            <w:tcW w:w="8243" w:type="dxa"/>
           </w:tcPr>
           <w:p>
-            <w:r>
-              <w:rPr>
-                <w:b/>
-              </w:rPr>
-            </w:r>
+            <w:pPr>
+              <w:spacing w:before="60" w:after="60"/>
+            </w:pPr>
             <w:r>
               <w:rPr>
                 <w:b/>
@@ -1085,10 +2000,12 @@
       <w:tr>
         <w:tc>
           <w:tcPr>
-            <w:tcW w:type="dxa" w:w="1117"/>
+            <w:tcW w:w="1117" w:type="dxa"/>
           </w:tcPr>
           <w:p>
-            <w:r/>
+            <w:pPr>
+              <w:spacing w:before="60" w:after="60"/>
+            </w:pPr>
             <w:r>
               <w:t>時間</w:t>
             </w:r>
@@ -1096,12 +2013,17 @@
         </w:tc>
         <w:tc>
           <w:tcPr>
-            <w:tcW w:type="dxa" w:w="8243"/>
+            <w:tcW w:w="8243" w:type="dxa"/>
           </w:tcPr>
           <w:p>
-            <w:r/>
+            <w:pPr>
+              <w:spacing w:before="60" w:after="60"/>
+            </w:pPr>
             <w:r>
-              <w:t>台灣時間，顯示到分鐘。需要精確到秒時，請匯出 CSV</w:t>
+              <w:t>台灣時間，顯示到分鐘。需要精確到秒時，請匯出</w:t>
+            </w:r>
+            <w:r>
+              <w:t xml:space="preserve"> CSV</w:t>
             </w:r>
           </w:p>
         </w:tc>
@@ -1109,10 +2031,12 @@
       <w:tr>
         <w:tc>
           <w:tcPr>
-            <w:tcW w:type="dxa" w:w="1117"/>
+            <w:tcW w:w="1117" w:type="dxa"/>
           </w:tcPr>
           <w:p>
-            <w:r/>
+            <w:pPr>
+              <w:spacing w:before="60" w:after="60"/>
+            </w:pPr>
             <w:r>
               <w:t>操作者</w:t>
             </w:r>
@@ -1120,10 +2044,12 @@
         </w:tc>
         <w:tc>
           <w:tcPr>
-            <w:tcW w:type="dxa" w:w="8243"/>
+            <w:tcW w:w="8243" w:type="dxa"/>
           </w:tcPr>
           <w:p>
-            <w:r/>
+            <w:pPr>
+              <w:spacing w:before="60" w:after="60"/>
+            </w:pPr>
             <w:r>
               <w:t>顯示姓名；系統排程等非人員操作的記錄，顯示系統的識別碼</w:t>
             </w:r>
@@ -1133,10 +2059,12 @@
       <w:tr>
         <w:tc>
           <w:tcPr>
-            <w:tcW w:type="dxa" w:w="1117"/>
+            <w:tcW w:w="1117" w:type="dxa"/>
           </w:tcPr>
           <w:p>
-            <w:r/>
+            <w:pPr>
+              <w:spacing w:before="60" w:after="60"/>
+            </w:pPr>
             <w:r>
               <w:t>對象</w:t>
             </w:r>
@@ -1144,12 +2072,20 @@
         </w:tc>
         <w:tc>
           <w:tcPr>
-            <w:tcW w:type="dxa" w:w="8243"/>
+            <w:tcW w:w="8243" w:type="dxa"/>
           </w:tcPr>
           <w:p>
-            <w:r/>
+            <w:pPr>
+              <w:spacing w:before="60" w:after="60"/>
+            </w:pPr>
             <w:r>
-              <w:t>被操作的帳號或項目；與特定對象無關的操作（如登入）顯示「—」</w:t>
+              <w:t>被操作的帳號或項目；與特定對象無關的操作（如登入）顯示「</w:t>
+            </w:r>
+            <w:r>
+              <w:t>—</w:t>
+            </w:r>
+            <w:r>
+              <w:t>」</w:t>
             </w:r>
           </w:p>
         </w:tc>
@@ -1158,6 +2094,7 @@
     <w:p>
       <w:pPr>
         <w:pStyle w:val="affa"/>
+        <w:keepNext/>
       </w:pPr>
       <w:r>
         <w:t>檢視單筆明細</w:t>
@@ -1165,6 +2102,7 @@
     </w:p>
     <w:p>
       <w:pPr>
+        <w:keepNext/>
         <w:ind w:firstLine="482"/>
       </w:pPr>
       <w:r>
@@ -1176,7 +2114,7 @@
         <w:pStyle w:val="af0"/>
         <w:numPr>
           <w:ilvl w:val="0"/>
-          <w:numId w:val="900"/>
+          <w:numId w:val="37"/>
         </w:numPr>
       </w:pPr>
       <w:r>
@@ -1194,7 +2132,7 @@
         <w:pStyle w:val="af0"/>
         <w:numPr>
           <w:ilvl w:val="0"/>
-          <w:numId w:val="900"/>
+          <w:numId w:val="37"/>
         </w:numPr>
       </w:pPr>
       <w:r>
@@ -1204,33 +2142,57 @@
         <w:t>異動前值、異動後值</w:t>
       </w:r>
       <w:r>
-        <w:t>：多數修改類操作記下資料修改前與修改後的內容，可比對改了什麼，部分功能（如教育訓練的角色指派、課程維護）只記異動後值；內容以欄位名稱與原始代碼呈現，例如帳號狀態為「ACTIVE」（啟用）、「DISABLED」（停用）；新增類操作只有異動後值，其他類別通常兩者皆為「—」</w:t>
+        <w:t>：多數修改類操作記下資料修改前與修改後的內容，可比對改了什麼，部分功能（如教育訓練的角色指派、課程維護）只記異動後值；內容以欄位名稱與原始代碼呈現，例如帳號狀態為「</w:t>
+      </w:r>
+      <w:r>
+        <w:t>ACTIVE</w:t>
+      </w:r>
+      <w:r>
+        <w:t>」（啟用）、「</w:t>
+      </w:r>
+      <w:r>
+        <w:t>DISABLED</w:t>
+      </w:r>
+      <w:r>
+        <w:t>」（停用）；新</w:t>
+      </w:r>
+      <w:r>
+        <w:t>增類操作只有異動後值，其他類別通常兩者皆為「</w:t>
+      </w:r>
+      <w:r>
+        <w:t>—</w:t>
+      </w:r>
+      <w:r>
+        <w:t>」</w:t>
       </w:r>
     </w:p>
     <w:p>
       <w:pPr>
         <w:keepNext/>
         <w:spacing w:before="160" w:after="40"/>
-        <w:ind w:left="0" w:firstLine="0"/>
         <w:jc w:val="center"/>
       </w:pPr>
       <w:r>
+        <w:rPr>
+          <w:noProof/>
+        </w:rPr>
         <w:drawing>
-          <wp:inline xmlns:a="http://schemas.openxmlformats.org/drawingml/2006/main" xmlns:pic="http://schemas.openxmlformats.org/drawingml/2006/picture">
-            <wp:extent cx="5580000" cy="4030000"/>
+          <wp:inline distT="0" distB="0" distL="0" distR="0">
+            <wp:extent cx="3698085" cy="2670839"/>
+            <wp:effectExtent l="0" t="0" r="0" b="0"/>
             <wp:docPr id="2" name="Picture 2"/>
             <wp:cNvGraphicFramePr>
-              <a:graphicFrameLocks noChangeAspect="1"/>
+              <a:graphicFrameLocks xmlns:a="http://schemas.openxmlformats.org/drawingml/2006/main" noChangeAspect="1"/>
             </wp:cNvGraphicFramePr>
-            <a:graphic>
+            <a:graphic xmlns:a="http://schemas.openxmlformats.org/drawingml/2006/main">
               <a:graphicData uri="http://schemas.openxmlformats.org/drawingml/2006/picture">
-                <pic:pic>
+                <pic:pic xmlns:pic="http://schemas.openxmlformats.org/drawingml/2006/picture">
                   <pic:nvPicPr>
                     <pic:cNvPr id="0" name="dp05-02.png"/>
                     <pic:cNvPicPr/>
                   </pic:nvPicPr>
                   <pic:blipFill>
-                    <a:blip r:embed="rId10"/>
+                    <a:blip r:embed="rId9"/>
                     <a:stretch>
                       <a:fillRect/>
                     </a:stretch>
@@ -1238,9 +2200,11 @@
                   <pic:spPr>
                     <a:xfrm>
                       <a:off x="0" y="0"/>
-                      <a:ext cx="5580000" cy="4030000"/>
+                      <a:ext cx="3698085" cy="2670839"/>
                     </a:xfrm>
-                    <a:prstGeom prst="rect"/>
+                    <a:prstGeom prst="rect">
+                      <a:avLst/>
+                    </a:prstGeom>
                   </pic:spPr>
                 </pic:pic>
               </a:graphicData>
@@ -1252,7 +2216,6 @@
     <w:p>
       <w:pPr>
         <w:spacing w:after="160"/>
-        <w:ind w:firstLine="0"/>
         <w:jc w:val="center"/>
       </w:pPr>
       <w:r>
@@ -1260,23 +2223,62 @@
           <w:color w:val="404040"/>
           <w:sz w:val="20"/>
         </w:rPr>
-        <w:t>停用帳號的明細，異動前值為 status: ACTIVE、異動後值為 status: DISABLED，可直接比對改了什麼</w:t>
+        <w:t>停用帳號的明細，異動前值為</w:t>
+      </w:r>
+      <w:r>
+        <w:rPr>
+          <w:color w:val="404040"/>
+          <w:sz w:val="20"/>
+        </w:rPr>
+        <w:t xml:space="preserve"> status: ACTIVE</w:t>
+      </w:r>
+      <w:r>
+        <w:rPr>
+          <w:color w:val="404040"/>
+          <w:sz w:val="20"/>
+        </w:rPr>
+        <w:t>、異動後值為</w:t>
+      </w:r>
+      <w:r>
+        <w:rPr>
+          <w:color w:val="404040"/>
+          <w:sz w:val="20"/>
+        </w:rPr>
+        <w:t xml:space="preserve"> status: DISABLED</w:t>
+      </w:r>
+      <w:r>
+        <w:rPr>
+          <w:color w:val="404040"/>
+          <w:sz w:val="20"/>
+        </w:rPr>
+        <w:t>，可直接比對改了什麼</w:t>
       </w:r>
     </w:p>
     <w:p>
       <w:pPr>
         <w:pStyle w:val="2"/>
       </w:pPr>
+      <w:bookmarkStart w:id="8" w:name="_Toc243386591"/>
       <w:r>
-        <w:t>四、匯出 CSV</w:t>
+        <w:t>四、匯出</w:t>
       </w:r>
+      <w:r>
+        <w:t xml:space="preserve"> CSV</w:t>
+      </w:r>
+      <w:bookmarkEnd w:id="8"/>
     </w:p>
     <w:p>
       <w:pPr>
         <w:ind w:firstLine="482"/>
       </w:pPr>
       <w:r>
-        <w:t>按查詢條件右側的「匯出」，系統即下載一份 CSV 檔，內容為</w:t>
+        <w:t>按查詢條件右側的「匯出」，系統即下載一份</w:t>
+      </w:r>
+      <w:r>
+        <w:t xml:space="preserve"> CSV </w:t>
+      </w:r>
+      <w:r>
+        <w:t>檔，內容為</w:t>
       </w:r>
       <w:r>
         <w:rPr>
@@ -1285,7 +2287,13 @@
         <w:t>目前查詢條件下的全部記錄</w:t>
       </w:r>
       <w:r>
-        <w:t>，不限於畫面上的這一頁。查詢結果為 0 筆，或匯出正在進行時，「匯出」呈灰色無法按。</w:t>
+        <w:t>，不限於畫面上的這一頁。查詢結果為</w:t>
+      </w:r>
+      <w:r>
+        <w:t xml:space="preserve"> 0 </w:t>
+      </w:r>
+      <w:r>
+        <w:t>筆，或匯出正在進行時，「匯出」呈灰色無法按。</w:t>
       </w:r>
     </w:p>
     <w:p>
@@ -1299,26 +2307,23 @@
     <w:tbl>
       <w:tblPr>
         <w:tblStyle w:val="aff2"/>
-        <w:tblW w:type="auto" w:w="0"/>
+        <w:tblW w:w="0" w:type="auto"/>
         <w:tblLayout w:type="fixed"/>
-        <w:tblLook w:firstColumn="1" w:firstRow="1" w:lastColumn="0" w:lastRow="0" w:noHBand="0" w:noVBand="1" w:val="04A0"/>
-        <w:tblLayout w:type="fixed"/>
+        <w:tblLook w:val="04A0" w:firstRow="1" w:lastRow="0" w:firstColumn="1" w:lastColumn="0" w:noHBand="0" w:noVBand="1"/>
       </w:tblPr>
       <w:tblGrid>
-        <w:gridCol w:w="4680"/>
-        <w:gridCol w:w="4680"/>
+        <w:gridCol w:w="1267"/>
+        <w:gridCol w:w="8093"/>
       </w:tblGrid>
       <w:tr>
         <w:tc>
           <w:tcPr>
-            <w:tcW w:type="dxa" w:w="1267"/>
+            <w:tcW w:w="1267" w:type="dxa"/>
           </w:tcPr>
           <w:p>
-            <w:r>
-              <w:rPr>
-                <w:b/>
-              </w:rPr>
-            </w:r>
+            <w:pPr>
+              <w:spacing w:before="60" w:after="60"/>
+            </w:pPr>
             <w:r>
               <w:rPr>
                 <w:b/>
@@ -1329,14 +2334,12 @@
         </w:tc>
         <w:tc>
           <w:tcPr>
-            <w:tcW w:type="dxa" w:w="8093"/>
+            <w:tcW w:w="8093" w:type="dxa"/>
           </w:tcPr>
           <w:p>
-            <w:r>
-              <w:rPr>
-                <w:b/>
-              </w:rPr>
-            </w:r>
+            <w:pPr>
+              <w:spacing w:before="60" w:after="60"/>
+            </w:pPr>
             <w:r>
               <w:rPr>
                 <w:b/>
@@ -1349,23 +2352,40 @@
       <w:tr>
         <w:tc>
           <w:tcPr>
-            <w:tcW w:type="dxa" w:w="1267"/>
+            <w:tcW w:w="1267" w:type="dxa"/>
           </w:tcPr>
           <w:p>
-            <w:r/>
+            <w:pPr>
+              <w:spacing w:before="60" w:after="60"/>
+            </w:pPr>
             <w:r>
+              <w:lastRenderedPageBreak/>
               <w:t>欄位</w:t>
             </w:r>
           </w:p>
         </w:tc>
         <w:tc>
           <w:tcPr>
-            <w:tcW w:type="dxa" w:w="8093"/>
+            <w:tcW w:w="8093" w:type="dxa"/>
           </w:tcPr>
           <w:p>
-            <w:r/>
+            <w:pPr>
+              <w:spacing w:before="60" w:after="60"/>
+            </w:pPr>
             <w:r>
-              <w:t>操作時間（台灣時間 UTC+8）、操作者帳號、功能、操作類別、執行結果、對象、來源 IP、異動前值、異動後值</w:t>
+              <w:t>操作時間（台灣時間</w:t>
+            </w:r>
+            <w:r>
+              <w:t xml:space="preserve"> UTC+8</w:t>
+            </w:r>
+            <w:r>
+              <w:t>）、操作者帳號、功能、操作類別、執行結果、對象、來源</w:t>
+            </w:r>
+            <w:r>
+              <w:t xml:space="preserve"> IP</w:t>
+            </w:r>
+            <w:r>
+              <w:t>、異動前值、異動後值</w:t>
             </w:r>
           </w:p>
         </w:tc>
@@ -1373,10 +2393,12 @@
       <w:tr>
         <w:tc>
           <w:tcPr>
-            <w:tcW w:type="dxa" w:w="1267"/>
+            <w:tcW w:w="1267" w:type="dxa"/>
           </w:tcPr>
           <w:p>
-            <w:r/>
+            <w:pPr>
+              <w:spacing w:before="60" w:after="60"/>
+            </w:pPr>
             <w:r>
               <w:t>時間</w:t>
             </w:r>
@@ -1384,10 +2406,12 @@
         </w:tc>
         <w:tc>
           <w:tcPr>
-            <w:tcW w:type="dxa" w:w="8093"/>
+            <w:tcW w:w="8093" w:type="dxa"/>
           </w:tcPr>
           <w:p>
-            <w:r/>
+            <w:pPr>
+              <w:spacing w:before="60" w:after="60"/>
+            </w:pPr>
             <w:r>
               <w:t>台灣時間，精確到秒</w:t>
             </w:r>
@@ -1397,10 +2421,12 @@
       <w:tr>
         <w:tc>
           <w:tcPr>
-            <w:tcW w:type="dxa" w:w="1267"/>
+            <w:tcW w:w="1267" w:type="dxa"/>
           </w:tcPr>
           <w:p>
-            <w:r/>
+            <w:pPr>
+              <w:spacing w:before="60" w:after="60"/>
+            </w:pPr>
             <w:r>
               <w:t>開啟方式</w:t>
             </w:r>
@@ -1408,12 +2434,20 @@
         </w:tc>
         <w:tc>
           <w:tcPr>
-            <w:tcW w:type="dxa" w:w="8093"/>
+            <w:tcW w:w="8093" w:type="dxa"/>
           </w:tcPr>
           <w:p>
-            <w:r/>
+            <w:pPr>
+              <w:spacing w:before="60" w:after="60"/>
+            </w:pPr>
             <w:r>
-              <w:t>可直接以 Excel 開啟，中文不會變成亂碼</w:t>
+              <w:t>可直接以</w:t>
+            </w:r>
+            <w:r>
+              <w:t xml:space="preserve"> Excel </w:t>
+            </w:r>
+            <w:r>
+              <w:t>開啟，中文不會變成亂碼</w:t>
             </w:r>
           </w:p>
         </w:tc>
@@ -1422,51 +2456,59 @@
     <w:p>
       <w:pPr>
         <w:spacing w:before="80" w:after="80"/>
-        <w:ind w:left="283" w:firstLine="0"/>
+        <w:ind w:left="283"/>
       </w:pPr>
       <w:r>
-        <w:t>注意：CSV 不含事件描述。需要事件描述時，請於畫面上開啟該筆的明細。</w:t>
+        <w:t>注意：</w:t>
+      </w:r>
+      <w:r>
+        <w:t xml:space="preserve">CSV </w:t>
+      </w:r>
+      <w:r>
+        <w:t>不含事件描述。需要事件描述時，請於畫面上開啟該筆的明細。</w:t>
       </w:r>
     </w:p>
     <w:p>
       <w:pPr>
         <w:pStyle w:val="1"/>
       </w:pPr>
+      <w:bookmarkStart w:id="9" w:name="_Toc243386592"/>
       <w:r>
+        <w:lastRenderedPageBreak/>
         <w:t>參、常見訊息與處置</w:t>
       </w:r>
+      <w:bookmarkEnd w:id="9"/>
     </w:p>
     <w:p>
       <w:pPr>
         <w:pStyle w:val="2"/>
       </w:pPr>
+      <w:bookmarkStart w:id="10" w:name="_Toc243386593"/>
       <w:r>
         <w:t>一、其他情況</w:t>
       </w:r>
+      <w:bookmarkEnd w:id="10"/>
     </w:p>
     <w:tbl>
       <w:tblPr>
         <w:tblStyle w:val="aff2"/>
-        <w:tblW w:type="auto" w:w="0"/>
+        <w:tblW w:w="0" w:type="auto"/>
         <w:tblLayout w:type="fixed"/>
-        <w:tblLook w:firstColumn="1" w:firstRow="1" w:lastColumn="0" w:lastRow="0" w:noHBand="0" w:noVBand="1" w:val="04A0"/>
-        <w:tblLayout w:type="fixed"/>
+        <w:tblLook w:val="04A0" w:firstRow="1" w:lastRow="0" w:firstColumn="1" w:lastColumn="0" w:noHBand="0" w:noVBand="1"/>
       </w:tblPr>
       <w:tblGrid>
-        <w:gridCol w:w="4680"/>
-        <w:gridCol w:w="4680"/>
+        <w:gridCol w:w="3087"/>
+        <w:gridCol w:w="6273"/>
       </w:tblGrid>
       <w:tr>
         <w:tc>
           <w:tcPr>
-            <w:tcW w:type="dxa" w:w="3087"/>
+            <w:tcW w:w="3087" w:type="dxa"/>
           </w:tcPr>
           <w:p>
-            <w:r>
-              <w:rPr>
-                <w:b/>
-              </w:rPr>
-            </w:r>
+            <w:pPr>
+              <w:spacing w:before="60" w:after="60"/>
+            </w:pPr>
             <w:r>
               <w:rPr>
                 <w:b/>
@@ -1477,14 +2519,12 @@
         </w:tc>
         <w:tc>
           <w:tcPr>
-            <w:tcW w:type="dxa" w:w="6273"/>
+            <w:tcW w:w="6273" w:type="dxa"/>
           </w:tcPr>
           <w:p>
-            <w:r>
-              <w:rPr>
-                <w:b/>
-              </w:rPr>
-            </w:r>
+            <w:pPr>
+              <w:spacing w:before="60" w:after="60"/>
+            </w:pPr>
             <w:r>
               <w:rPr>
                 <w:b/>
@@ -1497,10 +2537,12 @@
       <w:tr>
         <w:tc>
           <w:tcPr>
-            <w:tcW w:type="dxa" w:w="3087"/>
+            <w:tcW w:w="3087" w:type="dxa"/>
           </w:tcPr>
           <w:p>
-            <w:r/>
+            <w:pPr>
+              <w:spacing w:before="60" w:after="60"/>
+            </w:pPr>
             <w:r>
               <w:t>「查無符合條件之紀錄」</w:t>
             </w:r>
@@ -1508,10 +2550,12 @@
         </w:tc>
         <w:tc>
           <w:tcPr>
-            <w:tcW w:type="dxa" w:w="6273"/>
+            <w:tcW w:w="6273" w:type="dxa"/>
           </w:tcPr>
           <w:p>
-            <w:r/>
+            <w:pPr>
+              <w:spacing w:before="60" w:after="60"/>
+            </w:pPr>
             <w:r>
               <w:t>沒有同時符合全部條件的記錄。請減少條件，或按「清除篩選」後重新設定</w:t>
             </w:r>
@@ -1521,10 +2565,12 @@
       <w:tr>
         <w:tc>
           <w:tcPr>
-            <w:tcW w:type="dxa" w:w="3087"/>
+            <w:tcW w:w="3087" w:type="dxa"/>
           </w:tcPr>
           <w:p>
-            <w:r/>
+            <w:pPr>
+              <w:spacing w:before="60" w:after="60"/>
+            </w:pPr>
             <w:r>
               <w:t>「無權限存取此功能」</w:t>
             </w:r>
@@ -1532,19 +2578,28 @@
         </w:tc>
         <w:tc>
           <w:tcPr>
-            <w:tcW w:type="dxa" w:w="6273"/>
+            <w:tcW w:w="6273" w:type="dxa"/>
           </w:tcPr>
           <w:p>
-            <w:r/>
+            <w:pPr>
+              <w:spacing w:before="60" w:after="60"/>
+            </w:pPr>
             <w:r>
-              <w:t>不具教育訓練或文件管理的管理者身分。需要時請該模組的管理者於 DP02 權限管理指派</w:t>
+              <w:t>不具教育訓練或文件管理的管理者身分。需要時請該模組的管理者於</w:t>
+            </w:r>
+            <w:r>
+              <w:t xml:space="preserve"> DP02 </w:t>
+            </w:r>
+            <w:r>
+              <w:t>權限管理指派</w:t>
             </w:r>
           </w:p>
         </w:tc>
       </w:tr>
     </w:tbl>
+    <w:p/>
     <w:sectPr>
-      <w:footerReference w:type="default" r:id="rId46"/>
+      <w:footerReference w:type="default" r:id="rId10"/>
       <w:pgSz w:w="12240" w:h="15840"/>
       <w:pgMar w:top="1440" w:right="1440" w:bottom="1440" w:left="1440" w:header="720" w:footer="720" w:gutter="0"/>
       <w:pgNumType w:start="1"/>
@@ -1585,16 +2640,6 @@
   <w:p>
     <w:pPr>
       <w:pStyle w:val="a5"/>
-    </w:pPr>
-  </w:p>
-</w:ftr>
-</file>
-
-<file path=word/footer2.xml><?xml version="1.0" encoding="utf-8"?>
-<w:ftr xmlns:wpc="http://schemas.microsoft.com/office/word/2010/wordprocessingCanvas" xmlns:cx="http://schemas.microsoft.com/office/drawing/2014/chartex" xmlns:cx1="http://schemas.microsoft.com/office/drawing/2015/9/8/chartex" xmlns:cx2="http://schemas.microsoft.com/office/drawing/2015/10/21/chartex" xmlns:cx3="http://schemas.microsoft.com/office/drawing/2016/5/9/chartex" xmlns:cx4="http://schemas.microsoft.com/office/drawing/2016/5/10/chartex" xmlns:cx5="http://schemas.microsoft.com/office/drawing/2016/5/11/chartex" xmlns:cx6="http://schemas.microsoft.com/office/drawing/2016/5/12/chartex" xmlns:cx7="http://schemas.microsoft.com/office/drawing/2016/5/13/chartex" xmlns:cx8="http://schemas.microsoft.com/office/drawing/2016/5/14/chartex" xmlns:mc="http://schemas.openxmlformats.org/markup-compatibility/2006" xmlns:aink="http://schemas.microsoft.com/office/drawing/2016/ink" xmlns:am3d="http://schemas.microsoft.com/office/drawing/2017/model3d" xmlns:o="urn:schemas-microsoft-com:office:office" xmlns:r="http://schemas.openxmlformats.org/officeDocument/2006/relationships" xmlns:m="http://schemas.openxmlformats.org/officeDocument/2006/math" xmlns:v="urn:schemas-microsoft-com:vml" xmlns:wp14="http://schemas.microsoft.com/office/word/2010/wordprocessingDrawing" xmlns:wp="http://schemas.openxmlformats.org/drawingml/2006/wordprocessingDrawing" xmlns:w10="urn:schemas-microsoft-com:office:word" xmlns:w="http://schemas.openxmlformats.org/wordprocessingml/2006/main" xmlns:w14="http://schemas.microsoft.com/office/word/2010/wordml" xmlns:w15="http://schemas.microsoft.com/office/word/2012/wordml" xmlns:w16cid="http://schemas.microsoft.com/office/word/2016/wordml/cid" xmlns:w16se="http://schemas.microsoft.com/office/word/2015/wordml/symex" xmlns:wpg="http://schemas.microsoft.com/office/word/2010/wordprocessingGroup" xmlns:wpi="http://schemas.microsoft.com/office/word/2010/wordprocessingInk" xmlns:wne="http://schemas.microsoft.com/office/word/2006/wordml" xmlns:wps="http://schemas.microsoft.com/office/word/2010/wordprocessingShape" mc:Ignorable="w14 w15 w16se w16cid wp14">
-  <w:p>
-    <w:pPr>
-      <w:pStyle w:val="a5"/>
       <w:jc w:val="center"/>
     </w:pPr>
     <w:r>
@@ -1658,7 +2703,7 @@
         <w:noProof/>
         <w:sz w:val="20"/>
       </w:rPr>
-      <w:t>39</w:t>
+      <w:t>5</w:t>
     </w:r>
     <w:r>
       <w:rPr>
@@ -1715,6 +2760,64 @@
     </w:lvl>
   </w:abstractNum>
   <w:abstractNum w:abstractNumId="1" w15:restartNumberingAfterBreak="0">
+    <w:nsid w:val="727963D8"/>
+    <w:multiLevelType w:val="multilevel"/>
+    <w:tmpl w:val="4A10ABE6"/>
+    <w:lvl w:ilvl="0">
+      <w:start w:val="1"/>
+      <w:numFmt w:val="bullet"/>
+      <w:lvlText w:val="●"/>
+      <w:lvlJc w:val="left"/>
+      <w:pPr>
+        <w:ind w:left="482" w:hanging="482"/>
+      </w:pPr>
+    </w:lvl>
+    <w:lvl w:ilvl="1">
+      <w:start w:val="1"/>
+      <w:numFmt w:val="bullet"/>
+      <w:lvlText w:val="●"/>
+      <w:lvlJc w:val="left"/>
+      <w:pPr>
+        <w:ind w:left="1440" w:hanging="480"/>
+      </w:pPr>
+    </w:lvl>
+    <w:lvl w:ilvl="2">
+      <w:numFmt w:val="decimal"/>
+      <w:lvlText w:val=""/>
+      <w:lvlJc w:val="left"/>
+    </w:lvl>
+    <w:lvl w:ilvl="3">
+      <w:numFmt w:val="decimal"/>
+      <w:lvlText w:val=""/>
+      <w:lvlJc w:val="left"/>
+    </w:lvl>
+    <w:lvl w:ilvl="4">
+      <w:numFmt w:val="decimal"/>
+      <w:lvlText w:val=""/>
+      <w:lvlJc w:val="left"/>
+    </w:lvl>
+    <w:lvl w:ilvl="5">
+      <w:numFmt w:val="decimal"/>
+      <w:lvlText w:val=""/>
+      <w:lvlJc w:val="left"/>
+    </w:lvl>
+    <w:lvl w:ilvl="6">
+      <w:numFmt w:val="decimal"/>
+      <w:lvlText w:val=""/>
+      <w:lvlJc w:val="left"/>
+    </w:lvl>
+    <w:lvl w:ilvl="7">
+      <w:numFmt w:val="decimal"/>
+      <w:lvlText w:val=""/>
+      <w:lvlJc w:val="left"/>
+    </w:lvl>
+    <w:lvl w:ilvl="8">
+      <w:numFmt w:val="decimal"/>
+      <w:lvlText w:val=""/>
+      <w:lvlJc w:val="left"/>
+    </w:lvl>
+  </w:abstractNum>
+  <w:abstractNum w:abstractNumId="2" w15:restartNumberingAfterBreak="0">
     <w:nsid w:val="7CDE1FC3"/>
     <w:multiLevelType w:val="hybridMultilevel"/>
     <w:tmpl w:val="7EACF0CE"/>
@@ -1778,17 +2881,6 @@
       <w:lvlJc w:val="left"/>
     </w:lvl>
   </w:abstractNum>
-  <w:abstractNum w:abstractNumId="900">
-    <w:lvl w:ilvl="0">
-      <w:start w:val="1"/>
-      <w:numFmt w:val="bullet"/>
-      <w:lvlText w:val="●"/>
-      <w:lvlJc w:val="left"/>
-      <w:pPr>
-        <w:ind w:left="482" w:hanging="482"/>
-      </w:pPr>
-    </w:lvl>
-  </w:abstractNum>
   <w:num w:numId="1">
     <w:abstractNumId w:val="0"/>
     <w:lvlOverride w:ilvl="0">
@@ -1808,7 +2900,7 @@
     </w:lvlOverride>
   </w:num>
   <w:num w:numId="4">
-    <w:abstractNumId w:val="1"/>
+    <w:abstractNumId w:val="2"/>
     <w:lvlOverride w:ilvl="0">
       <w:startOverride w:val="1"/>
     </w:lvlOverride>
@@ -2005,10 +3097,10 @@
       <w:startOverride w:val="1"/>
     </w:lvlOverride>
   </w:num>
+  <w:num w:numId="37">
+    <w:abstractNumId w:val="1"/>
+  </w:num>
   <w:numIdMacAtCleanup w:val="36"/>
-  <w:num w:numId="900">
-    <w:abstractNumId w:val="900"/>
-  </w:num>
 </w:numbering>
 </file>
 
@@ -13774,7 +14866,7 @@
 </file>
 
 <file path=customXml/itemProps1.xml><?xml version="1.0" encoding="utf-8"?>
-<ds:datastoreItem xmlns:ds="http://schemas.openxmlformats.org/officeDocument/2006/customXml" ds:itemID="{F5433768-CC8D-4AF3-B2C9-4B3C2D302557}">
+<ds:datastoreItem xmlns:ds="http://schemas.openxmlformats.org/officeDocument/2006/customXml" ds:itemID="{818AC564-0F7B-494D-BE4E-C7C095E04361}">
   <ds:schemaRefs>
     <ds:schemaRef ds:uri="http://schemas.openxmlformats.org/officeDocument/2006/bibliography"/>
   </ds:schemaRefs>
